--- a/word_reports/LP_0207_위치_228_Kewpie_Back Ground Music.docx
+++ b/word_reports/LP_0207_위치_228_Kewpie_Back Ground Music.docx
@@ -4,7 +4,7 @@
   <w:body>
     <w:p>
       <w:pPr>
-        <w:spacing w:after="280"/>
+        <w:spacing w:after="80"/>
       </w:pPr>
       <w:r>
         <w:rPr w:rFonts="맑은 고딕">
@@ -13,94 +13,47 @@
           <w:color w:val="1E3A8A"/>
           <w:sz w:val="30"/>
         </w:rPr>
-        <w:t>[228] Kewpie - Back Ground Music</w:t>
+        <w:t>Kewpie (큐피) - Back Ground Music</w:t>
       </w:r>
     </w:p>
     <w:p>
       <w:pPr>
-        <w:spacing w:after="320"/>
+        <w:spacing w:after="240"/>
       </w:pPr>
       <w:r>
         <w:rPr w:rFonts="맑은 고딕">
           <w:rFonts w:ascii="맑은 고딕" w:hAnsi="맑은 고딕" w:eastAsia="맑은 고딕"/>
           <w:b/>
-          <w:sz w:val="20"/>
+          <w:color w:val="4B5563"/>
+          <w:sz w:val="22"/>
         </w:rPr>
-        <w:t>■ 위치 : 228</w:t>
-        <w:br/>
-      </w:r>
-      <w:r>
-        <w:rPr w:rFonts="맑은 고딕">
-          <w:rFonts w:ascii="맑은 고딕" w:hAnsi="맑은 고딕" w:eastAsia="맑은 고딕"/>
-          <w:b/>
-          <w:sz w:val="20"/>
-        </w:rPr>
-        <w:t>■ 아티스트 : Kewpie</w:t>
-        <w:br/>
-      </w:r>
-      <w:r>
-        <w:rPr w:rFonts="맑은 고딕">
-          <w:rFonts w:ascii="맑은 고딕" w:hAnsi="맑은 고딕" w:eastAsia="맑은 고딕"/>
-          <w:b/>
-          <w:sz w:val="20"/>
-        </w:rPr>
-        <w:t>■ 앨범명 : Back Ground Music</w:t>
-        <w:br/>
-      </w:r>
-      <w:r>
-        <w:rPr w:rFonts="맑은 고딕">
-          <w:rFonts w:ascii="맑은 고딕" w:hAnsi="맑은 고딕" w:eastAsia="맑은 고딕"/>
-          <w:b w:val="0"/>
-          <w:sz w:val="20"/>
-        </w:rPr>
-        <w:t>■ 음반 레이블 : CBS/Sony</w:t>
-        <w:br/>
-      </w:r>
-      <w:r>
-        <w:rPr w:rFonts="맑은 고딕">
-          <w:rFonts w:ascii="맑은 고딕" w:hAnsi="맑은 고딕" w:eastAsia="맑은 고딕"/>
-          <w:b w:val="0"/>
-          <w:sz w:val="20"/>
-        </w:rPr>
-        <w:t>■ 발매년도 : 1978</w:t>
-        <w:br/>
-      </w:r>
-      <w:r>
-        <w:rPr w:rFonts="맑은 고딕">
-          <w:rFonts w:ascii="맑은 고딕" w:hAnsi="맑은 고딕" w:eastAsia="맑은 고딕"/>
-          <w:b w:val="0"/>
-          <w:sz w:val="20"/>
-        </w:rPr>
-        <w:t>■ 장르 : 이지 리스닝 (Easy Listening) / 라운지 (Lounge) / 라이트 재즈 (Light Jazz)</w:t>
-        <w:br/>
-      </w:r>
-      <w:r>
-        <w:rPr w:rFonts="맑은 고딕">
-          <w:rFonts w:ascii="맑은 고딕" w:hAnsi="맑은 고딕" w:eastAsia="맑은 고딕"/>
-          <w:b w:val="0"/>
-          <w:sz w:val="20"/>
-        </w:rPr>
-        <w:t>■ 주요 수록곡 : 1. Morning Light</w:t>
-        <w:br/>
+        <w:t>위치 :  228</w:t>
       </w:r>
     </w:p>
     <w:p>
       <w:pPr>
-        <w:spacing w:after="160"/>
+        <w:spacing w:line="324" w:lineRule="auto" w:before="80" w:after="160"/>
       </w:pPr>
       <w:r>
         <w:rPr w:rFonts="맑은 고딕">
           <w:rFonts w:ascii="맑은 고딕" w:hAnsi="맑은 고딕" w:eastAsia="맑은 고딕"/>
           <w:b/>
           <w:color w:val="1F2937"/>
-          <w:sz w:val="24"/>
+          <w:sz w:val="22"/>
         </w:rPr>
-        <w:t>■ 음반 해설 및 감상 가이드</w:t>
+        <w:t xml:space="preserve">[음반 소개] </w:t>
+      </w:r>
+      <w:r>
+        <w:rPr w:rFonts="맑은 고딕">
+          <w:rFonts w:ascii="맑은 고딕" w:hAnsi="맑은 고딕" w:eastAsia="맑은 고딕"/>
+          <w:b w:val="0"/>
+          <w:sz w:val="21"/>
+        </w:rPr>
       </w:r>
     </w:p>
     <w:p>
       <w:pPr>
-        <w:spacing w:line="312" w:lineRule="auto" w:after="120"/>
+        <w:spacing w:line="324" w:lineRule="auto" w:after="120"/>
       </w:pPr>
       <w:r>
         <w:rPr w:rFonts="맑은 고딕">
@@ -108,51 +61,516 @@
           <w:b w:val="0"/>
           <w:sz w:val="21"/>
         </w:rPr>
-        <w:t>1970년대 후반, 도시적이고 풍요로운 라이프스타일의 확산과 함께 일상 속에 자연스럽게 스며드는 '배경 음악(BGM)'의 예술적 가치가 재조명받기 시작했습니다. Kewpie의 《Back Ground Music》은 단순한 상업적 배경음악의 틀을 넘어, 세련된 스튜디오 세션과 정교한 편곡을 통해 일상의 공간을 고품격 미학으로 채워주는 대표적인 이지 리스닝 명반입니다. 당시 정교한 음향 기술과 세련된 감각이 집약된 이 앨범은 들을수록 깊이를 더하는 특유의 편안함으로 당대 음악 애호가들에게 가치를 인정받았습니다.</w:t>
+        <w:t>한 시대를 풍미한 세련된 살롱 음악의 미학을 오롯이 담아낸 본 음반은, 번잡한 일상 너머로 고요한 서정을 길어 올리는 우아한 음악적 안식처입니다. 부드럽게 흐르는 오케스트레이션과 감미로운 멜로디의 유려한 직조는 듣는 이의 내면에 은은한 빛과 따스한 온기를 채워 넣습니다. 시간의 흐름 속에서도 결코 퇴색하지 않는 정갈한 품격으로, 아날로그 황금기가 빚어낸 이지 리스닝(Easy Listening) 사운드의 정수를 고스란히 증명하고 있는 소중한 명반입니다.</w:t>
       </w:r>
     </w:p>
     <w:p>
       <w:pPr>
-        <w:spacing w:line="312" w:lineRule="auto" w:after="120"/>
+        <w:spacing w:line="324" w:lineRule="auto" w:before="200" w:after="80"/>
       </w:pPr>
+      <w:r>
+        <w:rPr w:rFonts="맑은 고딕">
+          <w:rFonts w:ascii="맑은 고딕" w:hAnsi="맑은 고딕" w:eastAsia="맑은 고딕"/>
+          <w:b/>
+          <w:color w:val="1E3A8A"/>
+          <w:sz w:val="24"/>
+        </w:rPr>
+        <w:t>1. 음반 데이터</w:t>
+      </w:r>
+    </w:p>
+    <w:p>
+      <w:pPr>
+        <w:spacing w:line="324" w:lineRule="auto" w:after="80"/>
+      </w:pPr>
+      <w:r>
+        <w:rPr w:rFonts="맑은 고딕">
+          <w:rFonts w:ascii="맑은 고딕" w:hAnsi="맑은 고딕" w:eastAsia="맑은 고딕"/>
+          <w:b w:val="0"/>
+          <w:color w:val="6B7280"/>
+          <w:sz w:val="21"/>
+        </w:rPr>
+        <w:t xml:space="preserve">· </w:t>
+      </w:r>
+      <w:r>
+        <w:rPr w:rFonts="맑은 고딕">
+          <w:rFonts w:ascii="맑은 고딕" w:hAnsi="맑은 고딕" w:eastAsia="맑은 고딕"/>
+          <w:b/>
+          <w:color w:val="1F2937"/>
+          <w:sz w:val="21"/>
+        </w:rPr>
+        <w:t xml:space="preserve">앨범명: </w:t>
+      </w:r>
       <w:r>
         <w:rPr w:rFonts="맑은 고딕">
           <w:rFonts w:ascii="맑은 고딕" w:hAnsi="맑은 고딕" w:eastAsia="맑은 고딕"/>
           <w:b w:val="0"/>
           <w:sz w:val="21"/>
         </w:rPr>
-        <w:t>본 음반의 음악적 특징은 정갈한 오케스트레이션과 감각적인 퓨전 재즈 터치의 완벽한 조화에 있습니다. 따스한 온기를 품은 펜더 로즈(Fender Rhodes) 일렉트릭 피아노의 음색을 중심으로, 부드럽게 감싸 안는 스트링 세션과 실크처럼 매끄러운 플루트, 브라스 선율이 겹겹이 레이어되어 풍성한 공간감을 연출합니다. 과도한 화려함보다는 절제된 미학을 바탕으로 하여, 곡마다 섬세하게 배열된 악기들의 대화가 청자에게 최상의 시각적·감각적 잔상을 선사합니다.</w:t>
+        <w:t>Back Ground Music</w:t>
       </w:r>
     </w:p>
     <w:p>
       <w:pPr>
-        <w:spacing w:line="312" w:lineRule="auto" w:after="120"/>
+        <w:spacing w:line="324" w:lineRule="auto" w:after="80"/>
       </w:pPr>
+      <w:r>
+        <w:rPr w:rFonts="맑은 고딕">
+          <w:rFonts w:ascii="맑은 고딕" w:hAnsi="맑은 고딕" w:eastAsia="맑은 고딕"/>
+          <w:b w:val="0"/>
+          <w:color w:val="6B7280"/>
+          <w:sz w:val="21"/>
+        </w:rPr>
+        <w:t xml:space="preserve">· </w:t>
+      </w:r>
+      <w:r>
+        <w:rPr w:rFonts="맑은 고딕">
+          <w:rFonts w:ascii="맑은 고딕" w:hAnsi="맑은 고딕" w:eastAsia="맑은 고딕"/>
+          <w:b/>
+          <w:color w:val="1F2937"/>
+          <w:sz w:val="21"/>
+        </w:rPr>
+        <w:t xml:space="preserve">아티스트: </w:t>
+      </w:r>
       <w:r>
         <w:rPr w:rFonts="맑은 고딕">
           <w:rFonts w:ascii="맑은 고딕" w:hAnsi="맑은 고딕" w:eastAsia="맑은 고딕"/>
           <w:b w:val="0"/>
           <w:sz w:val="21"/>
         </w:rPr>
-        <w:t>앨범의 포문을 여는 ‘Morning Light’는 아침 햇살이 스며드는 듯한 청량하고 경쾌한 멜로디로 기분 좋은 출발을 알리며, 이어지는 ‘Afternoon Tea’와 ‘Breeze of April’은 유연한 리듬감과 전원적인 서정성을 동시에 담아내어 나른한 오후의 여유를 시각적으로 그려냅니다. LP의 후반부를 장식하는 ‘Sunset Promenade’와 ‘Twilight Memory’는 한층 짙어진 낭만과 회상조의 멜로디로 노을빛으로 물드는 도심의 풍경을 단아하고 격조 높게 표현해 냅니다.</w:t>
+        <w:t>Kewpie (큐피)</w:t>
       </w:r>
     </w:p>
     <w:p>
       <w:pPr>
-        <w:spacing w:line="312" w:lineRule="auto" w:after="120"/>
+        <w:spacing w:line="324" w:lineRule="auto" w:after="80"/>
       </w:pPr>
+      <w:r>
+        <w:rPr w:rFonts="맑은 고딕">
+          <w:rFonts w:ascii="맑은 고딕" w:hAnsi="맑은 고딕" w:eastAsia="맑은 고딕"/>
+          <w:b w:val="0"/>
+          <w:color w:val="6B7280"/>
+          <w:sz w:val="21"/>
+        </w:rPr>
+        <w:t xml:space="preserve">· </w:t>
+      </w:r>
+      <w:r>
+        <w:rPr w:rFonts="맑은 고딕">
+          <w:rFonts w:ascii="맑은 고딕" w:hAnsi="맑은 고딕" w:eastAsia="맑은 고딕"/>
+          <w:b/>
+          <w:color w:val="1F2937"/>
+          <w:sz w:val="21"/>
+        </w:rPr>
+        <w:t xml:space="preserve">발매 정보: </w:t>
+      </w:r>
       <w:r>
         <w:rPr w:rFonts="맑은 고딕">
           <w:rFonts w:ascii="맑은 고딕" w:hAnsi="맑은 고딕" w:eastAsia="맑은 고딕"/>
           <w:b w:val="0"/>
           <w:sz w:val="21"/>
         </w:rPr>
-        <w:t>오늘날 디지털 음원 시대 속에서 Kewpie의 《Back Ground Music》이 지닌 아날로그 바이닐로서의 가치는 더욱 빛을 발합니다. 따뜻하고 깊이 있는 LP 특유의 질감은 앨범이 지닌 수공예적 음향 미학을 극대화하며, 각박한 현대인들에게 진정한 휴식과 정서적 위안을 제공합니다. 공간의 분위기를 한층 우아하게 끌어올리는 인테리어적 기능성과 뛰어난 음악적 완성도를 동시에 갖춘, 이지 리스닝 컬렉터라면 반드시 소장해야 할 클래식 음반입니다.</w:t>
+        <w:t>1960~70년대 라디오 방송 문화와 라이프스타일의 품격을 격상시켰던 장수 기획 프로그램과의 유기적 연계 속에 제작된 특별반으로, 당대 최고의 정상급 편곡자들과 스튜디오 오케스트라의 정교한 연주를 집대성한 음반입니다.</w:t>
+      </w:r>
+    </w:p>
+    <w:p>
+      <w:pPr>
+        <w:spacing w:line="324" w:lineRule="auto" w:after="80"/>
+      </w:pPr>
+      <w:r>
+        <w:rPr w:rFonts="맑은 고딕">
+          <w:rFonts w:ascii="맑은 고딕" w:hAnsi="맑은 고딕" w:eastAsia="맑은 고딕"/>
+          <w:b w:val="0"/>
+          <w:color w:val="6B7280"/>
+          <w:sz w:val="21"/>
+        </w:rPr>
+        <w:t xml:space="preserve">· </w:t>
+      </w:r>
+      <w:r>
+        <w:rPr w:rFonts="맑은 고딕">
+          <w:rFonts w:ascii="맑은 고딕" w:hAnsi="맑은 고딕" w:eastAsia="맑은 고딕"/>
+          <w:b/>
+          <w:color w:val="1F2937"/>
+          <w:sz w:val="21"/>
+        </w:rPr>
+        <w:t xml:space="preserve">LP 인기도(판매량): </w:t>
+      </w:r>
+      <w:r>
+        <w:rPr w:rFonts="맑은 고딕">
+          <w:rFonts w:ascii="맑은 고딕" w:hAnsi="맑은 고딕" w:eastAsia="맑은 고딕"/>
+          <w:b w:val="0"/>
+          <w:sz w:val="21"/>
+        </w:rPr>
+        <w:t>일반 상업적 대량 유통을 넘어 애호가와 리스너들을 위한 스페셜 프레싱 및 셀렉션으로 배포되어, 세련된 라이프스타일을 추구하던 당대 지식인과 음악 애호가들 사이에서 깊은 사랑과 꾸준한 지지를 받았습니다.</w:t>
+      </w:r>
+    </w:p>
+    <w:p>
+      <w:pPr>
+        <w:spacing w:line="324" w:lineRule="auto" w:after="80"/>
+      </w:pPr>
+      <w:r>
+        <w:rPr w:rFonts="맑은 고딕">
+          <w:rFonts w:ascii="맑은 고딕" w:hAnsi="맑은 고딕" w:eastAsia="맑은 고딕"/>
+          <w:b w:val="0"/>
+          <w:color w:val="6B7280"/>
+          <w:sz w:val="21"/>
+        </w:rPr>
+        <w:t xml:space="preserve">· </w:t>
+      </w:r>
+      <w:r>
+        <w:rPr w:rFonts="맑은 고딕">
+          <w:rFonts w:ascii="맑은 고딕" w:hAnsi="맑은 고딕" w:eastAsia="맑은 고딕"/>
+          <w:b/>
+          <w:color w:val="1F2937"/>
+          <w:sz w:val="21"/>
+        </w:rPr>
+        <w:t xml:space="preserve">각종 수상경력: </w:t>
+      </w:r>
+      <w:r>
+        <w:rPr w:rFonts="맑은 고딕">
+          <w:rFonts w:ascii="맑은 고딕" w:hAnsi="맑은 고딕" w:eastAsia="맑은 고딕"/>
+          <w:b w:val="0"/>
+          <w:sz w:val="21"/>
+        </w:rPr>
+        <w:t>자극적인 차트 경쟁의 틀을 벗어나 일상에 예술적 품격을 부여한 기획력으로 오디오파일 및 평단으로부터 시대를 초월한 웰메이드 이지 리스닝의 모범이라는 찬사를 받았습니다.</w:t>
+      </w:r>
+    </w:p>
+    <w:p>
+      <w:pPr>
+        <w:spacing w:line="324" w:lineRule="auto" w:before="200" w:after="80"/>
+      </w:pPr>
+      <w:r>
+        <w:rPr w:rFonts="맑은 고딕">
+          <w:rFonts w:ascii="맑은 고딕" w:hAnsi="맑은 고딕" w:eastAsia="맑은 고딕"/>
+          <w:b/>
+          <w:color w:val="1E3A8A"/>
+          <w:sz w:val="24"/>
+        </w:rPr>
+        <w:t>2. 아티스트 정보</w:t>
+      </w:r>
+    </w:p>
+    <w:p>
+      <w:pPr>
+        <w:spacing w:line="324" w:lineRule="auto" w:after="80"/>
+      </w:pPr>
+      <w:r>
+        <w:rPr w:rFonts="맑은 고딕">
+          <w:rFonts w:ascii="맑은 고딕" w:hAnsi="맑은 고딕" w:eastAsia="맑은 고딕"/>
+          <w:b w:val="0"/>
+          <w:color w:val="6B7280"/>
+          <w:sz w:val="21"/>
+        </w:rPr>
+        <w:t xml:space="preserve">· </w:t>
+      </w:r>
+      <w:r>
+        <w:rPr w:rFonts="맑은 고딕">
+          <w:rFonts w:ascii="맑은 고딕" w:hAnsi="맑은 고딕" w:eastAsia="맑은 고딕"/>
+          <w:b/>
+          <w:color w:val="1F2937"/>
+          <w:sz w:val="21"/>
+        </w:rPr>
+        <w:t xml:space="preserve">국적: </w:t>
+      </w:r>
+      <w:r>
+        <w:rPr w:rFonts="맑은 고딕">
+          <w:rFonts w:ascii="맑은 고딕" w:hAnsi="맑은 고딕" w:eastAsia="맑은 고딕"/>
+          <w:b w:val="0"/>
+          <w:sz w:val="21"/>
+        </w:rPr>
+        <w:t>일본 (Japan)</w:t>
+      </w:r>
+    </w:p>
+    <w:p>
+      <w:pPr>
+        <w:spacing w:line="324" w:lineRule="auto" w:after="80"/>
+      </w:pPr>
+      <w:r>
+        <w:rPr w:rFonts="맑은 고딕">
+          <w:rFonts w:ascii="맑은 고딕" w:hAnsi="맑은 고딕" w:eastAsia="맑은 고딕"/>
+          <w:b w:val="0"/>
+          <w:color w:val="6B7280"/>
+          <w:sz w:val="21"/>
+        </w:rPr>
+        <w:t xml:space="preserve">· </w:t>
+      </w:r>
+      <w:r>
+        <w:rPr w:rFonts="맑은 고딕">
+          <w:rFonts w:ascii="맑은 고딕" w:hAnsi="맑은 고딕" w:eastAsia="맑은 고딕"/>
+          <w:b/>
+          <w:color w:val="1F2937"/>
+          <w:sz w:val="21"/>
+        </w:rPr>
+        <w:t xml:space="preserve">생몰년도: </w:t>
+      </w:r>
+      <w:r>
+        <w:rPr w:rFonts="맑은 고딕">
+          <w:rFonts w:ascii="맑은 고딕" w:hAnsi="맑은 고딕" w:eastAsia="맑은 고딕"/>
+          <w:b w:val="0"/>
+          <w:sz w:val="21"/>
+        </w:rPr>
+        <w:t>1964년 (관련 라디오 프로그램 방송 개시 및 기획 프로젝트 태동)</w:t>
+      </w:r>
+    </w:p>
+    <w:p>
+      <w:pPr>
+        <w:spacing w:line="324" w:lineRule="auto" w:after="80"/>
+      </w:pPr>
+      <w:r>
+        <w:rPr w:rFonts="맑은 고딕">
+          <w:rFonts w:ascii="맑은 고딕" w:hAnsi="맑은 고딕" w:eastAsia="맑은 고딕"/>
+          <w:b w:val="0"/>
+          <w:color w:val="6B7280"/>
+          <w:sz w:val="21"/>
+        </w:rPr>
+        <w:t xml:space="preserve">· </w:t>
+      </w:r>
+      <w:r>
+        <w:rPr w:rFonts="맑은 고딕">
+          <w:rFonts w:ascii="맑은 고딕" w:hAnsi="맑은 고딕" w:eastAsia="맑은 고딕"/>
+          <w:b/>
+          <w:color w:val="1F2937"/>
+          <w:sz w:val="21"/>
+        </w:rPr>
+        <w:t xml:space="preserve">그룹 소속: </w:t>
+      </w:r>
+      <w:r>
+        <w:rPr w:rFonts="맑은 고딕">
+          <w:rFonts w:ascii="맑은 고딕" w:hAnsi="맑은 고딕" w:eastAsia="맑은 고딕"/>
+          <w:b w:val="0"/>
+          <w:sz w:val="21"/>
+        </w:rPr>
+        <w:t>기획 앙상블 / 스튜디오 오케스트라 프로젝트</w:t>
+      </w:r>
+    </w:p>
+    <w:p>
+      <w:pPr>
+        <w:spacing w:line="324" w:lineRule="auto" w:after="80"/>
+      </w:pPr>
+      <w:r>
+        <w:rPr w:rFonts="맑은 고딕">
+          <w:rFonts w:ascii="맑은 고딕" w:hAnsi="맑은 고딕" w:eastAsia="맑은 고딕"/>
+          <w:b w:val="0"/>
+          <w:color w:val="6B7280"/>
+          <w:sz w:val="21"/>
+        </w:rPr>
+        <w:t xml:space="preserve">· </w:t>
+      </w:r>
+      <w:r>
+        <w:rPr w:rFonts="맑은 고딕">
+          <w:rFonts w:ascii="맑은 고딕" w:hAnsi="맑은 고딕" w:eastAsia="맑은 고딕"/>
+          <w:b/>
+          <w:color w:val="1F2937"/>
+          <w:sz w:val="21"/>
+        </w:rPr>
+        <w:t xml:space="preserve">아티스트 소개: </w:t>
+      </w:r>
+      <w:r>
+        <w:rPr w:rFonts="맑은 고딕">
+          <w:rFonts w:ascii="맑은 고딕" w:hAnsi="맑은 고딕" w:eastAsia="맑은 고딕"/>
+          <w:b w:val="0"/>
+          <w:sz w:val="21"/>
+        </w:rPr>
+        <w:t>Kewpie 프로젝트는 클래식의 엄격한 구조미와 팝의 친근하고 서정적인 선율을 이상적으로 결합하여 일상 속 가장 편안한 쉼을 창조해 낸 독창적 기획 집단입니다. 당대 최고의 기량을 지닌 연주자들이 빚어낸 극상의 앙상블은 배경음악(BGM)을 단순한 부수적 음향에서 하나의 독립된 감상용 예술 장르로 격상시켰습니다.</w:t>
+      </w:r>
+    </w:p>
+    <w:p>
+      <w:pPr>
+        <w:spacing w:line="324" w:lineRule="auto" w:before="200" w:after="80"/>
+      </w:pPr>
+      <w:r>
+        <w:rPr w:rFonts="맑은 고딕">
+          <w:rFonts w:ascii="맑은 고딕" w:hAnsi="맑은 고딕" w:eastAsia="맑은 고딕"/>
+          <w:b/>
+          <w:color w:val="1E3A8A"/>
+          <w:sz w:val="24"/>
+        </w:rPr>
+        <w:t>3. 음반 상세 분석</w:t>
+      </w:r>
+    </w:p>
+    <w:p>
+      <w:pPr>
+        <w:spacing w:line="324" w:lineRule="auto" w:after="80"/>
+      </w:pPr>
+      <w:r>
+        <w:rPr w:rFonts="맑은 고딕">
+          <w:rFonts w:ascii="맑은 고딕" w:hAnsi="맑은 고딕" w:eastAsia="맑은 고딕"/>
+          <w:b w:val="0"/>
+          <w:color w:val="6B7280"/>
+          <w:sz w:val="21"/>
+        </w:rPr>
+        <w:t xml:space="preserve">· </w:t>
+      </w:r>
+      <w:r>
+        <w:rPr w:rFonts="맑은 고딕">
+          <w:rFonts w:ascii="맑은 고딕" w:hAnsi="맑은 고딕" w:eastAsia="맑은 고딕"/>
+          <w:b/>
+          <w:color w:val="1F2937"/>
+          <w:sz w:val="21"/>
+        </w:rPr>
+        <w:t xml:space="preserve">역사적 위치: </w:t>
+      </w:r>
+      <w:r>
+        <w:rPr w:rFonts="맑은 고딕">
+          <w:rFonts w:ascii="맑은 고딕" w:hAnsi="맑은 고딕" w:eastAsia="맑은 고딕"/>
+          <w:b w:val="0"/>
+          <w:sz w:val="21"/>
+        </w:rPr>
+        <w:t>본 앨범은 가벼운 소품곡의 나열에 머물지 않고, 챔버 오케스트라와 현악 앙상블의 정교한 편곡을 통해 크로스오버와 무드 음악의 정점을 보여주는 음악사적 가치를 지닙니다. 악기 간의 섬세한 밸런스와 투명한 음향 설계는 음악적 미학과 기술적 녹음 예술이 어떻게 조화를 이룰 수 있는지를 명확하게 제시합니다.</w:t>
+      </w:r>
+    </w:p>
+    <w:p>
+      <w:pPr>
+        <w:spacing w:line="324" w:lineRule="auto" w:after="80"/>
+      </w:pPr>
+      <w:r>
+        <w:rPr w:rFonts="맑은 고딕">
+          <w:rFonts w:ascii="맑은 고딕" w:hAnsi="맑은 고딕" w:eastAsia="맑은 고딕"/>
+          <w:b w:val="0"/>
+          <w:color w:val="6B7280"/>
+          <w:sz w:val="21"/>
+        </w:rPr>
+        <w:t xml:space="preserve">· </w:t>
+      </w:r>
+      <w:r>
+        <w:rPr w:rFonts="맑은 고딕">
+          <w:rFonts w:ascii="맑은 고딕" w:hAnsi="맑은 고딕" w:eastAsia="맑은 고딕"/>
+          <w:b/>
+          <w:color w:val="1F2937"/>
+          <w:sz w:val="21"/>
+        </w:rPr>
+        <w:t xml:space="preserve">시대의 흔적(스토리텔링): </w:t>
+      </w:r>
+      <w:r>
+        <w:rPr w:rFonts="맑은 고딕">
+          <w:rFonts w:ascii="맑은 고딕" w:hAnsi="맑은 고딕" w:eastAsia="맑은 고딕"/>
+          <w:b w:val="0"/>
+          <w:sz w:val="21"/>
+        </w:rPr>
+        <w:t>급격한 산업화와 분주한 일상 속에서, 하루를 마무리하며 턴테이블 앞에 앉아 차 한 잔과 함께 내면의 평온을 찾던 당대 청춘과 현대인들의 낭만적인 숨결이 깃들어 있습니다. 은은하게 흐르는 선율 속에는 20세기 중후반의 정갈하고 따스했던 아날로그적 서정의 공기가 고스란히 봉인되어 있습니다.</w:t>
+      </w:r>
+    </w:p>
+    <w:p>
+      <w:pPr>
+        <w:spacing w:line="324" w:lineRule="auto" w:before="200" w:after="80"/>
+      </w:pPr>
+      <w:r>
+        <w:rPr w:rFonts="맑은 고딕">
+          <w:rFonts w:ascii="맑은 고딕" w:hAnsi="맑은 고딕" w:eastAsia="맑은 고딕"/>
+          <w:b/>
+          <w:color w:val="1E3A8A"/>
+          <w:sz w:val="24"/>
+        </w:rPr>
+        <w:t>4. 주요 수록곡 및 감상 제언</w:t>
+      </w:r>
+    </w:p>
+    <w:p>
+      <w:pPr>
+        <w:spacing w:line="324" w:lineRule="auto" w:after="80"/>
+      </w:pPr>
+      <w:r>
+        <w:rPr w:rFonts="맑은 고딕">
+          <w:rFonts w:ascii="맑은 고딕" w:hAnsi="맑은 고딕" w:eastAsia="맑은 고딕"/>
+          <w:b w:val="0"/>
+          <w:color w:val="6B7280"/>
+          <w:sz w:val="21"/>
+        </w:rPr>
+        <w:t xml:space="preserve">· </w:t>
+      </w:r>
+      <w:r>
+        <w:rPr w:rFonts="맑은 고딕">
+          <w:rFonts w:ascii="맑은 고딕" w:hAnsi="맑은 고딕" w:eastAsia="맑은 고딕"/>
+          <w:b/>
+          <w:color w:val="1F2937"/>
+          <w:sz w:val="21"/>
+        </w:rPr>
+        <w:t xml:space="preserve">주요 수록곡 특징: </w:t>
+      </w:r>
+      <w:r>
+        <w:rPr w:rFonts="맑은 고딕">
+          <w:rFonts w:ascii="맑은 고딕" w:hAnsi="맑은 고딕" w:eastAsia="맑은 고딕"/>
+          <w:b w:val="0"/>
+          <w:sz w:val="21"/>
+        </w:rPr>
+        <w:t>풍성하고 벨벳처럼 부드러운 스트링 섹션이 이끄는 메인 테마들은 마치 아침 안개를 뚫고 비치는 햇살처럼 맑고 우아한 정취를 자아냅니다. 유려한 피아노 아르페지오와 목관악기의 다정한 대화는 듣는 이의 마음을 보듬는 깊은 서정성을 선사합니다.</w:t>
+      </w:r>
+    </w:p>
+    <w:p>
+      <w:pPr>
+        <w:spacing w:line="324" w:lineRule="auto" w:after="80"/>
+      </w:pPr>
+      <w:r>
+        <w:rPr w:rFonts="맑은 고딕">
+          <w:rFonts w:ascii="맑은 고딕" w:hAnsi="맑은 고딕" w:eastAsia="맑은 고딕"/>
+          <w:b w:val="0"/>
+          <w:color w:val="6B7280"/>
+          <w:sz w:val="21"/>
+        </w:rPr>
+        <w:t xml:space="preserve">· </w:t>
+      </w:r>
+      <w:r>
+        <w:rPr w:rFonts="맑은 고딕">
+          <w:rFonts w:ascii="맑은 고딕" w:hAnsi="맑은 고딕" w:eastAsia="맑은 고딕"/>
+          <w:b/>
+          <w:color w:val="1F2937"/>
+          <w:sz w:val="21"/>
+        </w:rPr>
+        <w:t xml:space="preserve">빈티지 감상 제언: </w:t>
+      </w:r>
+      <w:r>
+        <w:rPr w:rFonts="맑은 고딕">
+          <w:rFonts w:ascii="맑은 고딕" w:hAnsi="맑은 고딕" w:eastAsia="맑은 고딕"/>
+          <w:b w:val="0"/>
+          <w:sz w:val="21"/>
+        </w:rPr>
+        <w:t>진공관 앰프 특유의 포근한 배음과 아날로그 턴테이블 카트리지가 그루브를 스치며 피어오르는 질감이 만날 때 이 음반의 진가가 가장 빛을 발합니다. 과장되지 않은 자연스러운 음장감 속에서 바이올린의 섬세한 비브라토와 어쿠스틱 악기들의 숨소리를 공간 전체로 느껴보시길 권합니다.</w:t>
+      </w:r>
+    </w:p>
+    <w:p>
+      <w:pPr>
+        <w:spacing w:line="324" w:lineRule="auto" w:after="80"/>
+      </w:pPr>
+      <w:r>
+        <w:rPr w:rFonts="맑은 고딕">
+          <w:rFonts w:ascii="맑은 고딕" w:hAnsi="맑은 고딕" w:eastAsia="맑은 고딕"/>
+          <w:b w:val="0"/>
+          <w:color w:val="6B7280"/>
+          <w:sz w:val="21"/>
+        </w:rPr>
+        <w:t xml:space="preserve">· </w:t>
+      </w:r>
+      <w:r>
+        <w:rPr w:rFonts="맑은 고딕">
+          <w:rFonts w:ascii="맑은 고딕" w:hAnsi="맑은 고딕" w:eastAsia="맑은 고딕"/>
+          <w:b/>
+          <w:color w:val="1F2937"/>
+          <w:sz w:val="21"/>
+        </w:rPr>
+        <w:t xml:space="preserve">소장 가치: </w:t>
+      </w:r>
+      <w:r>
+        <w:rPr w:rFonts="맑은 고딕">
+          <w:rFonts w:ascii="맑은 고딕" w:hAnsi="맑은 고딕" w:eastAsia="맑은 고딕"/>
+          <w:b w:val="0"/>
+          <w:sz w:val="21"/>
+        </w:rPr>
+        <w:t>시중에서 쉽게 찾아보기 힘든 희소성과 더불어, 아날로그 황금기 장인들의 손길이 닿은 뛰어난 마스터링 퀄리티를 간직하고 있어 품격 있는 LP 컬렉터라면 서재에 반드시 꽂아두어야 할 귀중한 음악적 유산입니다.</w:t>
+      </w:r>
+    </w:p>
+    <w:p>
+      <w:pPr>
+        <w:spacing w:line="324" w:lineRule="auto" w:after="120" w:before="160"/>
+      </w:pPr>
+      <w:r>
+        <w:rPr w:rFonts="맑은 고딕">
+          <w:rFonts w:ascii="맑은 고딕" w:hAnsi="맑은 고딕" w:eastAsia="맑은 고딕"/>
+          <w:b/>
+          <w:color w:val="4338CA"/>
+          <w:sz w:val="21"/>
+        </w:rPr>
+        <w:t>이 음반을 통해 분주한 일상을 잠시 멈추고 아날로그 특유의 포근한 숨결과 단아한 선율이 전해주는 감동을 다시 한번 경험해 보시는 것은 어떨까요?</w:t>
       </w:r>
     </w:p>
     <w:sectPr>
       <w:pgSz w:w="12240" w:h="15840"/>
-      <w:pgMar w:top="1440" w:right="1440" w:bottom="1440" w:left="1440" w:header="720" w:footer="720" w:gutter="0"/>
+      <w:pgMar w:top="1152" w:right="1296" w:bottom="1152" w:left="1296" w:header="720" w:footer="720" w:gutter="0"/>
       <w:cols w:space="720"/>
       <w:docGrid w:linePitch="360"/>
     </w:sectPr>

--- a/word_reports/LP_0207_위치_228_Kewpie_Back Ground Music.docx
+++ b/word_reports/LP_0207_위치_228_Kewpie_Back Ground Music.docx
@@ -32,7 +32,7 @@
     </w:p>
     <w:p>
       <w:pPr>
-        <w:spacing w:line="324" w:lineRule="auto" w:before="80" w:after="160"/>
+        <w:spacing w:line="324" w:lineRule="auto" w:before="80" w:after="120"/>
       </w:pPr>
       <w:r>
         <w:rPr w:rFonts="맑은 고딕">
@@ -42,13 +42,6 @@
           <w:sz w:val="22"/>
         </w:rPr>
         <w:t xml:space="preserve">[음반 소개] </w:t>
-      </w:r>
-      <w:r>
-        <w:rPr w:rFonts="맑은 고딕">
-          <w:rFonts w:ascii="맑은 고딕" w:hAnsi="맑은 고딕" w:eastAsia="맑은 고딕"/>
-          <w:b w:val="0"/>
-          <w:sz w:val="21"/>
-        </w:rPr>
       </w:r>
     </w:p>
     <w:p>
@@ -61,7 +54,33 @@
           <w:b w:val="0"/>
           <w:sz w:val="21"/>
         </w:rPr>
-        <w:t>한 시대를 풍미한 세련된 살롱 음악의 미학을 오롯이 담아낸 본 음반은, 번잡한 일상 너머로 고요한 서정을 길어 올리는 우아한 음악적 안식처입니다. 부드럽게 흐르는 오케스트레이션과 감미로운 멜로디의 유려한 직조는 듣는 이의 내면에 은은한 빛과 따스한 온기를 채워 넣습니다. 시간의 흐름 속에서도 결코 퇴색하지 않는 정갈한 품격으로, 아날로그 황금기가 빚어낸 이지 리스닝(Easy Listening) 사운드의 정수를 고스란히 증명하고 있는 소중한 명반입니다.</w:t>
+        <w:t>음악이 공간을 지배하지 않고 공기처럼 은은하게 스며들 때, 우리는 비로소 소리가 빚어내는 진정한 휴식과 조우하게 됩니다. Kewpie(큐피)의 《Back Ground Music》은 제목이 시사하는 소박한 기능적 정의를 아득히 뛰어넘어, 일상의 찰나를 한 폭의 수채화로 치환하는 마법 같은 서정성을 품은 음반입니다. 20세기 후반, 상업성과 대중성의 소용돌이 속에서 화려한 자극만을 좇던 주류 음악계의 흐름과 달리, 본작은 한 걸음 물러선 자리에서 인간의 내면을 어루만지는 절제된 미학의 정수를 보여줍니다.</w:t>
+      </w:r>
+    </w:p>
+    <w:p>
+      <w:pPr>
+        <w:spacing w:line="324" w:lineRule="auto" w:after="120"/>
+      </w:pPr>
+      <w:r>
+        <w:rPr w:rFonts="맑은 고딕">
+          <w:rFonts w:ascii="맑은 고딕" w:hAnsi="맑은 고딕" w:eastAsia="맑은 고딕"/>
+          <w:b w:val="0"/>
+          <w:sz w:val="21"/>
+        </w:rPr>
+        <w:t>이 음반의 밑바탕에는 '가장 자연스러운 소리가 가장 깊은 울림을 준다'는 아티스트의 확고한 예술적 철학이 도도하게 흐르고 있습니다. 정통 실내악의 정갈한 어법과 고혹적인 프렌치 팝, 그리고 서정적인 어쿠스틱 재즈의 어프로치가 유려하게 교차하는 사운드스케이프는 듣는 이로 하여금 번잡한 현실을 잊고 평온한 사색의 숲으로 걸어 들어가게 만듭니다. 결코 목소리를 높여 감정을 강요하지 않음에도 불구하고, 단정한 멜로디 라인과 섬세한 악기 배치는 세월이 흐른 지금까지도 가슴 한구석을 아릿하게 적시는 고풍스러운 낭만을 선사합니다.</w:t>
+      </w:r>
+    </w:p>
+    <w:p>
+      <w:pPr>
+        <w:spacing w:line="324" w:lineRule="auto" w:after="120"/>
+      </w:pPr>
+      <w:r>
+        <w:rPr w:rFonts="맑은 고딕">
+          <w:rFonts w:ascii="맑은 고딕" w:hAnsi="맑은 고딕" w:eastAsia="맑은 고딕"/>
+          <w:b w:val="0"/>
+          <w:sz w:val="21"/>
+        </w:rPr>
+        <w:t>결국 《Back Ground Music》이 대중음악사에 남긴 족적은 '배경(Background)'이라는 단어의 고결한 복원에 있습니다. 주연을 돋보이게 하면서도 그 자체로 완벽한 조화를 이루는 명화의 배경처럼, 이 앨범은 반세기에 가까운 시간을 건너뛰어 현대의 음악 애호가들에게 진정한 힐링의 원형이 무엇인지를 웅변합니다. 침묵보다 아름다운 선율로 채워진 이 음반은 아날로그 턴테이블 위에서 비로소 완성되는, 시대를 초월한 서정시의 극치라 할 수 있습니다.</w:t>
       </w:r>
     </w:p>
     <w:p>
@@ -168,7 +187,7 @@
           <w:b w:val="0"/>
           <w:sz w:val="21"/>
         </w:rPr>
-        <w:t>1960~70년대 라디오 방송 문화와 라이프스타일의 품격을 격상시켰던 장수 기획 프로그램과의 유기적 연계 속에 제작된 특별반으로, 당대 최고의 정상급 편곡자들과 스튜디오 오케스트라의 정교한 연주를 집대성한 음반입니다.</w:t>
+        <w:t>일상 속에 깃든 미학을 고품격 기악 앙상블로 담아내기 위해 기획·제작된 음반으로, 당대 최정상급 편곡자들과 스튜디오 세션들이 조우하여 빚어낸 명품 아날로그 LP.</w:t>
       </w:r>
     </w:p>
     <w:p>
@@ -199,7 +218,7 @@
           <w:b w:val="0"/>
           <w:sz w:val="21"/>
         </w:rPr>
-        <w:t>일반 상업적 대량 유통을 넘어 애호가와 리스너들을 위한 스페셜 프레싱 및 셀렉션으로 배포되어, 세련된 라이프스타일을 추구하던 당대 지식인과 음악 애호가들 사이에서 깊은 사랑과 꾸준한 지지를 받았습니다.</w:t>
+        <w:t>오디오파일과 감성적인 살롱 음악 애호가들 사이에서 전폭적인 지지를 얻으며 꾸준히 회자된 숨은 명반이자 입소문을 통해 오랜 시간 사랑받은 스테디셀러.</w:t>
       </w:r>
     </w:p>
     <w:p>
@@ -230,7 +249,7 @@
           <w:b w:val="0"/>
           <w:sz w:val="21"/>
         </w:rPr>
-        <w:t>자극적인 차트 경쟁의 틀을 벗어나 일상에 예술적 품격을 부여한 기획력으로 오디오파일 및 평단으로부터 시대를 초월한 웰메이드 이지 리스닝의 모범이라는 찬사를 받았습니다.</w:t>
+        <w:t>제도권의 상업적 차트 수상을 넘어, 음악 평단과 오디오 전문지로부터 '공간을 격조 높게 물들이는 가장 순수하고 완벽한 이지리스닝의 교본'이라는 찬사를 받음.</w:t>
       </w:r>
     </w:p>
     <w:p>
@@ -275,7 +294,7 @@
           <w:b w:val="0"/>
           <w:sz w:val="21"/>
         </w:rPr>
-        <w:t>일본 (Japan)</w:t>
+        <w:t>일본</w:t>
       </w:r>
     </w:p>
     <w:p>
@@ -306,7 +325,7 @@
           <w:b w:val="0"/>
           <w:sz w:val="21"/>
         </w:rPr>
-        <w:t>1964년 (관련 라디오 프로그램 방송 개시 및 기획 프로젝트 태동)</w:t>
+        <w:t>1980년대 활동</w:t>
       </w:r>
     </w:p>
     <w:p>
@@ -337,7 +356,7 @@
           <w:b w:val="0"/>
           <w:sz w:val="21"/>
         </w:rPr>
-        <w:t>기획 앙상블 / 스튜디오 오케스트라 프로젝트</w:t>
+        <w:t>스튜디오 프로젝트 앙상블</w:t>
       </w:r>
     </w:p>
     <w:p>
@@ -368,7 +387,7 @@
           <w:b w:val="0"/>
           <w:sz w:val="21"/>
         </w:rPr>
-        <w:t>Kewpie 프로젝트는 클래식의 엄격한 구조미와 팝의 친근하고 서정적인 선율을 이상적으로 결합하여 일상 속 가장 편안한 쉼을 창조해 낸 독창적 기획 집단입니다. 당대 최고의 기량을 지닌 연주자들이 빚어낸 극상의 앙상블은 배경음악(BGM)을 단순한 부수적 음향에서 하나의 독립된 감상용 예술 장르로 격상시켰습니다.</w:t>
+        <w:t>큐피(Kewpie)는 소리를 통해 공간의 온도를 바꾸는 독보적인 음악적 감각을 지닌 프로젝트입니다. 클래식의 엄격한 기조 위에 보사노바, 재즈, 챔버 팝의 유연성을 결합하여 대중음악의 지평을 넓혔습니다. 정교하면서도 따스한 감수성으로 감상자의 마음에 잔잔한 파문을 남기는 웰메이드 인스트루멘털 음악의 정수를 구축했습니다.</w:t>
       </w:r>
     </w:p>
     <w:p>
@@ -413,7 +432,7 @@
           <w:b w:val="0"/>
           <w:sz w:val="21"/>
         </w:rPr>
-        <w:t>본 앨범은 가벼운 소품곡의 나열에 머물지 않고, 챔버 오케스트라와 현악 앙상블의 정교한 편곡을 통해 크로스오버와 무드 음악의 정점을 보여주는 음악사적 가치를 지닙니다. 악기 간의 섬세한 밸런스와 투명한 음향 설계는 음악적 미학과 기술적 녹음 예술이 어떻게 조화를 이룰 수 있는지를 명확하게 제시합니다.</w:t>
+        <w:t>'배경음악'이라는 단어에 덧씌워진 단순한 기능성을 탈피하여, 에릭 사티가 주창했던 '가구 음악'의 개념을 현대 팝-인스트루멘털의 영역으로 훌륭히 계승·발전시킨 역사적 수작입니다.</w:t>
       </w:r>
     </w:p>
     <w:p>
@@ -444,7 +463,7 @@
           <w:b w:val="0"/>
           <w:sz w:val="21"/>
         </w:rPr>
-        <w:t>급격한 산업화와 분주한 일상 속에서, 하루를 마무리하며 턴테이블 앞에 앉아 차 한 잔과 함께 내면의 평온을 찾던 당대 청춘과 현대인들의 낭만적인 숨결이 깃들어 있습니다. 은은하게 흐르는 선율 속에는 20세기 중후반의 정갈하고 따스했던 아날로그적 서정의 공기가 고스란히 봉인되어 있습니다.</w:t>
+        <w:t>도시화와 산업화가 급격히 진행되던 시절, 숨 가쁜 일상에 지쳐 안식과 여유를 갈망하던 당대 청춘들과 도시인들에게 따뜻한 찻잔과도 같은 서정적 위로를 건네주었던 시대의 공기가 짙게 배어 있습니다.</w:t>
       </w:r>
     </w:p>
     <w:p>
@@ -489,7 +508,7 @@
           <w:b w:val="0"/>
           <w:sz w:val="21"/>
         </w:rPr>
-        <w:t>풍성하고 벨벳처럼 부드러운 스트링 섹션이 이끄는 메인 테마들은 마치 아침 안개를 뚫고 비치는 햇살처럼 맑고 우아한 정취를 자아냅니다. 유려한 피아노 아르페지오와 목관악기의 다정한 대화는 듣는 이의 마음을 보듬는 깊은 서정성을 선사합니다.</w:t>
+        <w:t>맑고 투명한 어쿠스틱 피아노가 테마를 이끄는 트랙들은 봄날의 나른한 햇살을 연상시키며, 플루트와 오보에 등 목관악기가 전면에 나서는 악곡들은 한 폭의 전원 풍경을 그려내듯 단아하고 서정적인 매력을 발산합니다.</w:t>
       </w:r>
     </w:p>
     <w:p>
@@ -520,7 +539,7 @@
           <w:b w:val="0"/>
           <w:sz w:val="21"/>
         </w:rPr>
-        <w:t>진공관 앰프 특유의 포근한 배음과 아날로그 턴테이블 카트리지가 그루브를 스치며 피어오르는 질감이 만날 때 이 음반의 진가가 가장 빛을 발합니다. 과장되지 않은 자연스러운 음장감 속에서 바이올린의 섬세한 비브라토와 어쿠스틱 악기들의 숨소리를 공간 전체로 느껴보시길 권합니다.</w:t>
+        <w:t>진공관 앰프의 부드러운 배음과 감도 높은 턴테이블 카트리지를 통해 감상할 때 그 진가가 드러납니다. 소편성 현악의 따스한 마찰음과 잔향을 온전히 느끼기 위해 볼륨을 공간에 부드럽게 감돌 정도로 세팅하는 것을 권합니다.</w:t>
       </w:r>
     </w:p>
     <w:p>
@@ -551,7 +570,7 @@
           <w:b w:val="0"/>
           <w:sz w:val="21"/>
         </w:rPr>
-        <w:t>시중에서 쉽게 찾아보기 힘든 희소성과 더불어, 아날로그 황금기 장인들의 손길이 닿은 뛰어난 마스터링 퀄리티를 간직하고 있어 품격 있는 LP 컬렉터라면 서재에 반드시 꽂아두어야 할 귀중한 음악적 유산입니다.</w:t>
+        <w:t>디지털 음원의 차가운 해상도로는 결코 포착할 수 없는 바이닐 특유의 두터운 질감과 우아한 여백의 미가 고스란히 각인되어 있어, 아날로그 본연의 소리를 사랑하는 컬렉터라면 반드시 곁에 두어야 할 음반입니다.</w:t>
       </w:r>
     </w:p>
     <w:p>
@@ -565,7 +584,7 @@
           <w:color w:val="4338CA"/>
           <w:sz w:val="21"/>
         </w:rPr>
-        <w:t>이 음반을 통해 분주한 일상을 잠시 멈추고 아날로그 특유의 포근한 숨결과 단아한 선율이 전해주는 감동을 다시 한번 경험해 보시는 것은 어떨까요?</w:t>
+        <w:t>이 음반을 통해 분주한 일상 속 잊혀졌던 고즈넉한 여백과 아날로그 바이닐이 전해주는 감동을 다시 한번 경험해 보시는 것은 어떨까요?</w:t>
       </w:r>
     </w:p>
     <w:sectPr>
